--- a/zht/docx/59.content.docx
+++ b/zht/docx/59.content.docx
@@ -19,7 +19,7 @@
         <w:rPr>
           <w:lang w:val="zh_TW" w:bidi="zh_TW"/>
         </w:rPr>
-        <w:t>Resource: 研讀筆記 - 書籍簡介 (Tyndale)</w:t>
+        <w:t>Resource: Tyndale Open Study Notes</w:t>
       </w:r>
       <w:r>
         <w:rPr>
@@ -112,7 +112,7 @@
         <w:rPr>
           <w:lang w:val="zh_TW" w:bidi="zh_TW"/>
         </w:rPr>
-        <w:t>研讀筆記 - 書籍簡介 (Tyndale)</w:t>
+        <w:t>Tyndale Open Study Notes</w:t>
       </w:r>
     </w:p>
     <w:p>

--- a/zht/docx/59.content.docx
+++ b/zht/docx/59.content.docx
@@ -19,7 +19,7 @@
         <w:rPr>
           <w:lang w:val="zh_TW" w:bidi="zh_TW"/>
         </w:rPr>
-        <w:t>Resource: Tyndale Open Study Notes</w:t>
+        <w:t>Resource: Aquifer Open Study Notes (Book Intros)</w:t>
       </w:r>
       <w:r>
         <w:rPr>
@@ -112,7 +112,7 @@
         <w:rPr>
           <w:lang w:val="zh_TW" w:bidi="zh_TW"/>
         </w:rPr>
-        <w:t>Tyndale Open Study Notes</w:t>
+        <w:t>Aquifer Open Study Notes (Book Intros)</w:t>
       </w:r>
     </w:p>
     <w:p>

--- a/zht/docx/59.content.docx
+++ b/zht/docx/59.content.docx
@@ -258,138 +258,90 @@
         </w:rPr>
         <w:t>雅各是耶穌的弟弟，在耶穌復活後不久，便成為耶路撒冷教會公認的領袖。他寫信給那些自司提反被石頭打死後，開始受逼迫而四散的猶太基督徒（</w:t>
       </w:r>
-      <w:hyperlink r:id="rId13">
-        <w:r>
-          <w:rPr>
-            <w:lang w:val="zh_TW" w:bidi="zh_TW"/>
-          </w:rPr>
-          <w:rPr>
-            <w:color w:val="0000EE"/>
-            <w:u w:val="single"/>
-          </w:rPr>
-          <w:t>雅1:1</w:t>
-        </w:r>
-      </w:hyperlink>
+      <w:r>
+        <w:rPr>
+          <w:lang w:val="zh_TW" w:bidi="zh_TW"/>
+        </w:rPr>
+        <w:t>雅1:1</w:t>
+      </w:r>
       <w:r>
         <w:rPr>
           <w:lang w:val="zh_TW" w:bidi="zh_TW"/>
         </w:rPr>
         <w:t>）。這些信徒生活在早已「散住」的猶太人中（</w:t>
       </w:r>
-      <w:hyperlink r:id="rId13">
-        <w:r>
-          <w:rPr>
-            <w:lang w:val="zh_TW" w:bidi="zh_TW"/>
-          </w:rPr>
-          <w:rPr>
-            <w:color w:val="0000EE"/>
-            <w:u w:val="single"/>
-          </w:rPr>
-          <w:t>雅1:1</w:t>
-        </w:r>
-      </w:hyperlink>
+      <w:r>
+        <w:rPr>
+          <w:lang w:val="zh_TW" w:bidi="zh_TW"/>
+        </w:rPr>
+        <w:t>雅1:1</w:t>
+      </w:r>
       <w:r>
         <w:rPr>
           <w:lang w:val="zh_TW" w:bidi="zh_TW"/>
         </w:rPr>
         <w:t>；見</w:t>
       </w:r>
-      <w:hyperlink r:id="rId14">
-        <w:r>
-          <w:rPr>
-            <w:lang w:val="zh_TW" w:bidi="zh_TW"/>
-          </w:rPr>
-          <w:rPr>
-            <w:color w:val="0000EE"/>
-            <w:u w:val="single"/>
-          </w:rPr>
-          <w:t>約7:35</w:t>
-        </w:r>
-      </w:hyperlink>
+      <w:r>
+        <w:rPr>
+          <w:lang w:val="zh_TW" w:bidi="zh_TW"/>
+        </w:rPr>
+        <w:t>約7:35</w:t>
+      </w:r>
       <w:r>
         <w:rPr>
           <w:lang w:val="zh_TW" w:bidi="zh_TW"/>
         </w:rPr>
         <w:t>）。散居者（Diaspora）起源於公元前722–721年亞述對以色列（北國）的擄掠，以及公元前586年巴比倫對猶大（南國）的擄掠。後來，這次散居包括了許多猶太人在希臘和羅馬帝國內的大規模遷徙（</w:t>
       </w:r>
-      <w:hyperlink r:id="rId15">
-        <w:r>
-          <w:rPr>
-            <w:lang w:val="zh_TW" w:bidi="zh_TW"/>
-          </w:rPr>
-          <w:rPr>
-            <w:color w:val="0000EE"/>
-            <w:u w:val="single"/>
-          </w:rPr>
-          <w:t>雅4:13</w:t>
-        </w:r>
-      </w:hyperlink>
+      <w:r>
+        <w:rPr>
+          <w:lang w:val="zh_TW" w:bidi="zh_TW"/>
+        </w:rPr>
+        <w:t>雅4:13</w:t>
+      </w:r>
       <w:r>
         <w:rPr>
           <w:lang w:val="zh_TW" w:bidi="zh_TW"/>
         </w:rPr>
         <w:t>；</w:t>
       </w:r>
-      <w:hyperlink r:id="rId16">
-        <w:r>
-          <w:rPr>
-            <w:lang w:val="zh_TW" w:bidi="zh_TW"/>
-          </w:rPr>
-          <w:rPr>
-            <w:color w:val="0000EE"/>
-            <w:u w:val="single"/>
-          </w:rPr>
-          <w:t>徒13:14，</w:t>
-        </w:r>
-      </w:hyperlink>
-      <w:hyperlink r:id="rId17">
-        <w:r>
-          <w:rPr>
-            <w:lang w:val="zh_TW" w:bidi="zh_TW"/>
-          </w:rPr>
-          <w:rPr>
-            <w:color w:val="0000EE"/>
-            <w:u w:val="single"/>
-          </w:rPr>
-          <w:t>17:1</w:t>
-        </w:r>
-      </w:hyperlink>
+      <w:r>
+        <w:rPr>
+          <w:lang w:val="zh_TW" w:bidi="zh_TW"/>
+        </w:rPr>
+        <w:t>徒13:14，</w:t>
+      </w:r>
+      <w:r>
+        <w:rPr>
+          <w:lang w:val="zh_TW" w:bidi="zh_TW"/>
+        </w:rPr>
+        <w:t>17:1</w:t>
+      </w:r>
       <w:r>
         <w:rPr>
           <w:lang w:val="zh_TW" w:bidi="zh_TW"/>
         </w:rPr>
         <w:t>）。到了公元一世紀中葉，猶太社群已遍布整個希羅世界。這些散居的猶太基督徒面對著社會的壓迫，包括經濟上的剝削（</w:t>
       </w:r>
-      <w:hyperlink r:id="rId18">
-        <w:r>
-          <w:rPr>
-            <w:lang w:val="zh_TW" w:bidi="zh_TW"/>
-          </w:rPr>
-          <w:rPr>
-            <w:color w:val="0000EE"/>
-            <w:u w:val="single"/>
-          </w:rPr>
-          <w:t>雅2:6</w:t>
-        </w:r>
-      </w:hyperlink>
+      <w:r>
+        <w:rPr>
+          <w:lang w:val="zh_TW" w:bidi="zh_TW"/>
+        </w:rPr>
+        <w:t>雅2:6</w:t>
+      </w:r>
       <w:r>
         <w:rPr>
           <w:lang w:val="zh_TW" w:bidi="zh_TW"/>
         </w:rPr>
         <w:t>），以及因信仰耶穌基督而遭受的辱罵（</w:t>
       </w:r>
-      <w:hyperlink r:id="rId19">
-        <w:r>
-          <w:rPr>
-            <w:lang w:val="zh_TW" w:bidi="zh_TW"/>
-          </w:rPr>
-          <w:rPr>
-            <w:color w:val="0000EE"/>
-            <w:u w:val="single"/>
-          </w:rPr>
-          <w:t>2:7</w:t>
-        </w:r>
-      </w:hyperlink>
+      <w:r>
+        <w:rPr>
+          <w:lang w:val="zh_TW" w:bidi="zh_TW"/>
+        </w:rPr>
+        <w:t>2:7</w:t>
+      </w:r>
       <w:r>
         <w:rPr>
           <w:lang w:val="zh_TW" w:bidi="zh_TW"/>
@@ -421,48 +373,30 @@
         </w:rPr>
         <w:t>雅各書是一封從牧養視角撰寫的書信，在新約書卷中，它對倫理的關注最為突出。這封書信的教導是基於律法，並透過耶穌的生平和教導來詮釋（</w:t>
       </w:r>
-      <w:hyperlink r:id="rId20">
-        <w:r>
-          <w:rPr>
-            <w:lang w:val="zh_TW" w:bidi="zh_TW"/>
-          </w:rPr>
-          <w:rPr>
-            <w:color w:val="0000EE"/>
-            <w:u w:val="single"/>
-          </w:rPr>
-          <w:t>1:25，</w:t>
-        </w:r>
-      </w:hyperlink>
-      <w:hyperlink r:id="rId21">
-        <w:r>
-          <w:rPr>
-            <w:lang w:val="zh_TW" w:bidi="zh_TW"/>
-          </w:rPr>
-          <w:rPr>
-            <w:color w:val="0000EE"/>
-            <w:u w:val="single"/>
-          </w:rPr>
-          <w:t>2:8</w:t>
-        </w:r>
-      </w:hyperlink>
+      <w:r>
+        <w:rPr>
+          <w:lang w:val="zh_TW" w:bidi="zh_TW"/>
+        </w:rPr>
+        <w:t>1:25，</w:t>
+      </w:r>
+      <w:r>
+        <w:rPr>
+          <w:lang w:val="zh_TW" w:bidi="zh_TW"/>
+        </w:rPr>
+        <w:t>2:8</w:t>
+      </w:r>
       <w:r>
         <w:rPr>
           <w:lang w:val="zh_TW" w:bidi="zh_TW"/>
         </w:rPr>
         <w:t>）。雅各的書信也反映了耶穌自己的教導，特別是（後來）在馬太福音的「登山寶訓」（</w:t>
       </w:r>
-      <w:hyperlink r:id="rId22">
-        <w:r>
-          <w:rPr>
-            <w:lang w:val="zh_TW" w:bidi="zh_TW"/>
-          </w:rPr>
-          <w:rPr>
-            <w:color w:val="0000EE"/>
-            <w:u w:val="single"/>
-          </w:rPr>
-          <w:t>太5–7章</w:t>
-        </w:r>
-      </w:hyperlink>
+      <w:r>
+        <w:rPr>
+          <w:lang w:val="zh_TW" w:bidi="zh_TW"/>
+        </w:rPr>
+        <w:t>太5–7章</w:t>
+      </w:r>
       <w:r>
         <w:rPr>
           <w:lang w:val="zh_TW" w:bidi="zh_TW"/>
@@ -481,18 +415,12 @@
         </w:rPr>
         <w:t>」（</w:t>
       </w:r>
-      <w:hyperlink r:id="rId23">
-        <w:r>
-          <w:rPr>
-            <w:lang w:val="zh_TW" w:bidi="zh_TW"/>
-          </w:rPr>
-          <w:rPr>
-            <w:color w:val="0000EE"/>
-            <w:u w:val="single"/>
-          </w:rPr>
-          <w:t>路6:20–49</w:t>
-        </w:r>
-      </w:hyperlink>
+      <w:r>
+        <w:rPr>
+          <w:lang w:val="zh_TW" w:bidi="zh_TW"/>
+        </w:rPr>
+        <w:t>路6:20–49</w:t>
+      </w:r>
       <w:r>
         <w:rPr>
           <w:lang w:val="zh_TW" w:bidi="zh_TW"/>
@@ -524,18 +452,12 @@
         </w:rPr>
         <w:t>雅各書的作者是耶穌的兄弟之一。與約瑟和馬利亞的其他兒子一樣（</w:t>
       </w:r>
-      <w:hyperlink r:id="rId24">
-        <w:r>
-          <w:rPr>
-            <w:lang w:val="zh_TW" w:bidi="zh_TW"/>
-          </w:rPr>
-          <w:rPr>
-            <w:color w:val="0000EE"/>
-            <w:u w:val="single"/>
-          </w:rPr>
-          <w:t>太13:55</w:t>
-        </w:r>
-      </w:hyperlink>
+      <w:r>
+        <w:rPr>
+          <w:lang w:val="zh_TW" w:bidi="zh_TW"/>
+        </w:rPr>
+        <w:t>太13:55</w:t>
+      </w:r>
       <w:r>
         <w:rPr>
           <w:lang w:val="zh_TW" w:bidi="zh_TW"/>
@@ -556,102 +478,66 @@
         </w:rPr>
         <w:t>在耶穌的公開事工期間，雅各和其他兄弟並未成為耶穌的門徒，甚至曾試圖阻止祂的事工，想把祂帶回家（</w:t>
       </w:r>
-      <w:hyperlink r:id="rId25">
-        <w:r>
-          <w:rPr>
-            <w:lang w:val="zh_TW" w:bidi="zh_TW"/>
-          </w:rPr>
-          <w:rPr>
-            <w:color w:val="0000EE"/>
-            <w:u w:val="single"/>
-          </w:rPr>
-          <w:t>可3:20–21</w:t>
-        </w:r>
-      </w:hyperlink>
+      <w:r>
+        <w:rPr>
+          <w:lang w:val="zh_TW" w:bidi="zh_TW"/>
+        </w:rPr>
+        <w:t>可3:20–21</w:t>
+      </w:r>
       <w:r>
         <w:rPr>
           <w:lang w:val="zh_TW" w:bidi="zh_TW"/>
         </w:rPr>
         <w:t>；參</w:t>
       </w:r>
-      <w:hyperlink r:id="rId26">
-        <w:r>
-          <w:rPr>
-            <w:lang w:val="zh_TW" w:bidi="zh_TW"/>
-          </w:rPr>
-          <w:rPr>
-            <w:color w:val="0000EE"/>
-            <w:u w:val="single"/>
-          </w:rPr>
-          <w:t>約7:3–5</w:t>
-        </w:r>
-      </w:hyperlink>
+      <w:r>
+        <w:rPr>
+          <w:lang w:val="zh_TW" w:bidi="zh_TW"/>
+        </w:rPr>
+        <w:t>約7:3–5</w:t>
+      </w:r>
       <w:r>
         <w:rPr>
           <w:lang w:val="zh_TW" w:bidi="zh_TW"/>
         </w:rPr>
         <w:t>）。然而，在耶穌復活之後，雅各成為信徒，可能是因為耶穌曾向他私下顯現，使他確信耶穌就是基督（見</w:t>
       </w:r>
-      <w:hyperlink r:id="rId27">
-        <w:r>
-          <w:rPr>
-            <w:lang w:val="zh_TW" w:bidi="zh_TW"/>
-          </w:rPr>
-          <w:rPr>
-            <w:color w:val="0000EE"/>
-            <w:u w:val="single"/>
-          </w:rPr>
-          <w:t>林前15:7</w:t>
-        </w:r>
-      </w:hyperlink>
+      <w:r>
+        <w:rPr>
+          <w:lang w:val="zh_TW" w:bidi="zh_TW"/>
+        </w:rPr>
+        <w:t>林前15:7</w:t>
+      </w:r>
       <w:r>
         <w:rPr>
           <w:lang w:val="zh_TW" w:bidi="zh_TW"/>
         </w:rPr>
         <w:t>）。在五旬節聖靈降臨時，雅各與其他門徒一同在樓房內（</w:t>
       </w:r>
-      <w:hyperlink r:id="rId28">
-        <w:r>
-          <w:rPr>
-            <w:lang w:val="zh_TW" w:bidi="zh_TW"/>
-          </w:rPr>
-          <w:rPr>
-            <w:color w:val="0000EE"/>
-            <w:u w:val="single"/>
-          </w:rPr>
-          <w:t>徒1:14，</w:t>
-        </w:r>
-      </w:hyperlink>
-      <w:hyperlink r:id="rId29">
-        <w:r>
-          <w:rPr>
-            <w:lang w:val="zh_TW" w:bidi="zh_TW"/>
-          </w:rPr>
-          <w:rPr>
-            <w:color w:val="0000EE"/>
-            <w:u w:val="single"/>
-          </w:rPr>
-          <w:t>2:1–3</w:t>
-        </w:r>
-      </w:hyperlink>
+      <w:r>
+        <w:rPr>
+          <w:lang w:val="zh_TW" w:bidi="zh_TW"/>
+        </w:rPr>
+        <w:t>徒1:14，</w:t>
+      </w:r>
+      <w:r>
+        <w:rPr>
+          <w:lang w:val="zh_TW" w:bidi="zh_TW"/>
+        </w:rPr>
+        <w:t>2:1–3</w:t>
+      </w:r>
       <w:r>
         <w:rPr>
           <w:lang w:val="zh_TW" w:bidi="zh_TW"/>
         </w:rPr>
         <w:t>），隨後成為耶路撒冷教會的領袖（見</w:t>
       </w:r>
-      <w:hyperlink r:id="rId30">
-        <w:r>
-          <w:rPr>
-            <w:lang w:val="zh_TW" w:bidi="zh_TW"/>
-          </w:rPr>
-          <w:rPr>
-            <w:color w:val="0000EE"/>
-            <w:u w:val="single"/>
-          </w:rPr>
-          <w:t>徒15:13–22</w:t>
-        </w:r>
-      </w:hyperlink>
+      <w:r>
+        <w:rPr>
+          <w:lang w:val="zh_TW" w:bidi="zh_TW"/>
+        </w:rPr>
+        <w:t>徒15:13–22</w:t>
+      </w:r>
       <w:r>
         <w:rPr>
           <w:lang w:val="zh_TW" w:bidi="zh_TW"/>
@@ -683,18 +569,12 @@
         </w:rPr>
         <w:t>雅各書可能是新約中最早寫成的書卷，寫作時間約在希律亞基帕（Herod Agrippa）逼迫教會之後（公元44年，</w:t>
       </w:r>
-      <w:hyperlink r:id="rId31">
-        <w:r>
-          <w:rPr>
-            <w:lang w:val="zh_TW" w:bidi="zh_TW"/>
-          </w:rPr>
-          <w:rPr>
-            <w:color w:val="0000EE"/>
-            <w:u w:val="single"/>
-          </w:rPr>
-          <w:t>徒12:1–5</w:t>
-        </w:r>
-      </w:hyperlink>
+      <w:r>
+        <w:rPr>
+          <w:lang w:val="zh_TW" w:bidi="zh_TW"/>
+        </w:rPr>
+        <w:t>徒12:1–5</w:t>
+      </w:r>
       <w:r>
         <w:rPr>
           <w:lang w:val="zh_TW" w:bidi="zh_TW"/>
@@ -715,18 +595,12 @@
         </w:rPr>
         <w:t>（「會堂」，</w:t>
       </w:r>
-      <w:hyperlink r:id="rId32">
-        <w:r>
-          <w:rPr>
-            <w:lang w:val="zh_TW" w:bidi="zh_TW"/>
-          </w:rPr>
-          <w:rPr>
-            <w:color w:val="0000EE"/>
-            <w:u w:val="single"/>
-          </w:rPr>
-          <w:t>雅2:2</w:t>
-        </w:r>
-      </w:hyperlink>
+      <w:r>
+        <w:rPr>
+          <w:lang w:val="zh_TW" w:bidi="zh_TW"/>
+        </w:rPr>
+        <w:t>雅2:2</w:t>
+      </w:r>
       <w:r>
         <w:rPr>
           <w:lang w:val="zh_TW" w:bidi="zh_TW"/>
@@ -747,18 +621,12 @@
         </w:rPr>
         <w:t>（</w:t>
       </w:r>
-      <w:hyperlink r:id="rId33">
-        <w:r>
-          <w:rPr>
-            <w:lang w:val="zh_TW" w:bidi="zh_TW"/>
-          </w:rPr>
-          <w:rPr>
-            <w:color w:val="0000EE"/>
-            <w:u w:val="single"/>
-          </w:rPr>
-          <w:t>5:14</w:t>
-        </w:r>
-      </w:hyperlink>
+      <w:r>
+        <w:rPr>
+          <w:lang w:val="zh_TW" w:bidi="zh_TW"/>
+        </w:rPr>
+        <w:t>5:14</w:t>
+      </w:r>
       <w:r>
         <w:rPr>
           <w:lang w:val="zh_TW" w:bidi="zh_TW"/>
@@ -793,30 +661,18 @@
         </w:rPr>
         <w:t>（</w:t>
       </w:r>
-      <w:hyperlink r:id="rId34">
-        <w:r>
-          <w:rPr>
-            <w:lang w:val="zh_TW" w:bidi="zh_TW"/>
-          </w:rPr>
-          <w:rPr>
-            <w:color w:val="0000EE"/>
-            <w:u w:val="single"/>
-          </w:rPr>
-          <w:t>1:23、</w:t>
-        </w:r>
-      </w:hyperlink>
-      <w:hyperlink r:id="rId20">
-        <w:r>
-          <w:rPr>
-            <w:lang w:val="zh_TW" w:bidi="zh_TW"/>
-          </w:rPr>
-          <w:rPr>
-            <w:color w:val="0000EE"/>
-            <w:u w:val="single"/>
-          </w:rPr>
-          <w:t>25</w:t>
-        </w:r>
-      </w:hyperlink>
+      <w:r>
+        <w:rPr>
+          <w:lang w:val="zh_TW" w:bidi="zh_TW"/>
+        </w:rPr>
+        <w:t>1:23、</w:t>
+      </w:r>
+      <w:r>
+        <w:rPr>
+          <w:lang w:val="zh_TW" w:bidi="zh_TW"/>
+        </w:rPr>
+        <w:t>25</w:t>
+      </w:r>
       <w:r>
         <w:rPr>
           <w:lang w:val="zh_TW" w:bidi="zh_TW"/>
@@ -837,180 +693,114 @@
         </w:rPr>
         <w:t>根據使徒行傳和加拉太書對雅各的記載（</w:t>
       </w:r>
-      <w:hyperlink r:id="rId30">
-        <w:r>
-          <w:rPr>
-            <w:lang w:val="zh_TW" w:bidi="zh_TW"/>
-          </w:rPr>
-          <w:rPr>
-            <w:color w:val="0000EE"/>
-            <w:u w:val="single"/>
-          </w:rPr>
-          <w:t>徒15:13–22，</w:t>
-        </w:r>
-      </w:hyperlink>
-      <w:hyperlink r:id="rId35">
-        <w:r>
-          <w:rPr>
-            <w:lang w:val="zh_TW" w:bidi="zh_TW"/>
-          </w:rPr>
-          <w:rPr>
-            <w:color w:val="0000EE"/>
-            <w:u w:val="single"/>
-          </w:rPr>
-          <w:t>21:18</w:t>
-        </w:r>
-      </w:hyperlink>
+      <w:r>
+        <w:rPr>
+          <w:lang w:val="zh_TW" w:bidi="zh_TW"/>
+        </w:rPr>
+        <w:t>徒15:13–22，</w:t>
+      </w:r>
+      <w:r>
+        <w:rPr>
+          <w:lang w:val="zh_TW" w:bidi="zh_TW"/>
+        </w:rPr>
+        <w:t>21:18</w:t>
+      </w:r>
       <w:r>
         <w:rPr>
           <w:lang w:val="zh_TW" w:bidi="zh_TW"/>
         </w:rPr>
         <w:t>；</w:t>
       </w:r>
-      <w:hyperlink r:id="rId36">
-        <w:r>
-          <w:rPr>
-            <w:lang w:val="zh_TW" w:bidi="zh_TW"/>
-          </w:rPr>
-          <w:rPr>
-            <w:color w:val="0000EE"/>
-            <w:u w:val="single"/>
-          </w:rPr>
-          <w:t>加1:18–19，</w:t>
-        </w:r>
-      </w:hyperlink>
-      <w:hyperlink r:id="rId37">
-        <w:r>
-          <w:rPr>
-            <w:lang w:val="zh_TW" w:bidi="zh_TW"/>
-          </w:rPr>
-          <w:rPr>
-            <w:color w:val="0000EE"/>
-            <w:u w:val="single"/>
-          </w:rPr>
-          <w:t>2:9</w:t>
-        </w:r>
-      </w:hyperlink>
+      <w:r>
+        <w:rPr>
+          <w:lang w:val="zh_TW" w:bidi="zh_TW"/>
+        </w:rPr>
+        <w:t>加1:18–19，</w:t>
+      </w:r>
+      <w:r>
+        <w:rPr>
+          <w:lang w:val="zh_TW" w:bidi="zh_TW"/>
+        </w:rPr>
+        <w:t>2:9</w:t>
+      </w:r>
       <w:r>
         <w:rPr>
           <w:lang w:val="zh_TW" w:bidi="zh_TW"/>
         </w:rPr>
         <w:t>、</w:t>
       </w:r>
-      <w:hyperlink r:id="rId38">
-        <w:r>
-          <w:rPr>
-            <w:lang w:val="zh_TW" w:bidi="zh_TW"/>
-          </w:rPr>
-          <w:rPr>
-            <w:color w:val="0000EE"/>
-            <w:u w:val="single"/>
-          </w:rPr>
-          <w:t>12</w:t>
-        </w:r>
-      </w:hyperlink>
+      <w:r>
+        <w:rPr>
+          <w:lang w:val="zh_TW" w:bidi="zh_TW"/>
+        </w:rPr>
+        <w:t>12</w:t>
+      </w:r>
       <w:r>
         <w:rPr>
           <w:lang w:val="zh_TW" w:bidi="zh_TW"/>
         </w:rPr>
         <w:t>），推測這封書信是在耶路撒冷寫成的。此外，書信提及的細節與巴勒斯坦地區的特徵相符，例如炎熱的陽光（</w:t>
       </w:r>
-      <w:hyperlink r:id="rId39">
-        <w:r>
-          <w:rPr>
-            <w:lang w:val="zh_TW" w:bidi="zh_TW"/>
-          </w:rPr>
-          <w:rPr>
-            <w:color w:val="0000EE"/>
-            <w:u w:val="single"/>
-          </w:rPr>
-          <w:t>1:11</w:t>
-        </w:r>
-      </w:hyperlink>
+      <w:r>
+        <w:rPr>
+          <w:lang w:val="zh_TW" w:bidi="zh_TW"/>
+        </w:rPr>
+        <w:t>1:11</w:t>
+      </w:r>
       <w:r>
         <w:rPr>
           <w:lang w:val="zh_TW" w:bidi="zh_TW"/>
         </w:rPr>
         <w:t>）；鹹水泉（</w:t>
       </w:r>
-      <w:hyperlink r:id="rId40">
-        <w:r>
-          <w:rPr>
-            <w:lang w:val="zh_TW" w:bidi="zh_TW"/>
-          </w:rPr>
-          <w:rPr>
-            <w:color w:val="0000EE"/>
-            <w:u w:val="single"/>
-          </w:rPr>
-          <w:t>3:11–12</w:t>
-        </w:r>
-      </w:hyperlink>
+      <w:r>
+        <w:rPr>
+          <w:lang w:val="zh_TW" w:bidi="zh_TW"/>
+        </w:rPr>
+        <w:t>3:11–12</w:t>
+      </w:r>
       <w:r>
         <w:rPr>
           <w:lang w:val="zh_TW" w:bidi="zh_TW"/>
         </w:rPr>
         <w:t>）；無花果、橄欖和葡萄樹的栽種（</w:t>
       </w:r>
-      <w:hyperlink r:id="rId41">
-        <w:r>
-          <w:rPr>
-            <w:lang w:val="zh_TW" w:bidi="zh_TW"/>
-          </w:rPr>
-          <w:rPr>
-            <w:color w:val="0000EE"/>
-            <w:u w:val="single"/>
-          </w:rPr>
-          <w:t>3:12</w:t>
-        </w:r>
-      </w:hyperlink>
+      <w:r>
+        <w:rPr>
+          <w:lang w:val="zh_TW" w:bidi="zh_TW"/>
+        </w:rPr>
+        <w:t>3:12</w:t>
+      </w:r>
       <w:r>
         <w:rPr>
           <w:lang w:val="zh_TW" w:bidi="zh_TW"/>
         </w:rPr>
         <w:t>）；海（</w:t>
       </w:r>
-      <w:hyperlink r:id="rId42">
-        <w:r>
-          <w:rPr>
-            <w:lang w:val="zh_TW" w:bidi="zh_TW"/>
-          </w:rPr>
-          <w:rPr>
-            <w:color w:val="0000EE"/>
-            <w:u w:val="single"/>
-          </w:rPr>
-          <w:t>1:6，</w:t>
-        </w:r>
-      </w:hyperlink>
-      <w:hyperlink r:id="rId43">
-        <w:r>
-          <w:rPr>
-            <w:lang w:val="zh_TW" w:bidi="zh_TW"/>
-          </w:rPr>
-          <w:rPr>
-            <w:color w:val="0000EE"/>
-            <w:u w:val="single"/>
-          </w:rPr>
-          <w:t>3:4</w:t>
-        </w:r>
-      </w:hyperlink>
+      <w:r>
+        <w:rPr>
+          <w:lang w:val="zh_TW" w:bidi="zh_TW"/>
+        </w:rPr>
+        <w:t>1:6，</w:t>
+      </w:r>
+      <w:r>
+        <w:rPr>
+          <w:lang w:val="zh_TW" w:bidi="zh_TW"/>
+        </w:rPr>
+        <w:t>3:4</w:t>
+      </w:r>
       <w:r>
         <w:rPr>
           <w:lang w:val="zh_TW" w:bidi="zh_TW"/>
         </w:rPr>
         <w:t>）；以及秋雨和春雨（</w:t>
       </w:r>
-      <w:hyperlink r:id="rId44">
-        <w:r>
-          <w:rPr>
-            <w:lang w:val="zh_TW" w:bidi="zh_TW"/>
-          </w:rPr>
-          <w:rPr>
-            <w:color w:val="0000EE"/>
-            <w:u w:val="single"/>
-          </w:rPr>
-          <w:t>5:7</w:t>
-        </w:r>
-      </w:hyperlink>
+      <w:r>
+        <w:rPr>
+          <w:lang w:val="zh_TW" w:bidi="zh_TW"/>
+        </w:rPr>
+        <w:t>5:7</w:t>
+      </w:r>
       <w:r>
         <w:rPr>
           <w:lang w:val="zh_TW" w:bidi="zh_TW"/>
@@ -1042,18 +832,12 @@
         </w:rPr>
         <w:t>雅各書以流暢的通用希臘文（Koiné Greek）寫成，這種希臘文是希羅文化圈內的通用語言。書信反映了加利利與巴勒斯坦地區受希臘文化影響的背景，以及散居外地的猶太讀者所受的文化薰陶。雅各的語法準確、詞彙豐富、句式優美，並且掌握詞語的節奏感與音樂感。書信中明顯影射希臘文舊約譯本（例如</w:t>
       </w:r>
-      <w:hyperlink r:id="rId45">
-        <w:r>
-          <w:rPr>
-            <w:lang w:val="zh_TW" w:bidi="zh_TW"/>
-          </w:rPr>
-          <w:rPr>
-            <w:color w:val="0000EE"/>
-            <w:u w:val="single"/>
-          </w:rPr>
-          <w:t>4:6</w:t>
-        </w:r>
-      </w:hyperlink>
+      <w:r>
+        <w:rPr>
+          <w:lang w:val="zh_TW" w:bidi="zh_TW"/>
+        </w:rPr>
+        <w:t>4:6</w:t>
+      </w:r>
       <w:r>
         <w:rPr>
           <w:lang w:val="zh_TW" w:bidi="zh_TW"/>
@@ -1074,306 +858,204 @@
         </w:rPr>
         <w:t>雅各書使用了許多修辭手法，例如兄弟般的呼籲（</w:t>
       </w:r>
-      <w:hyperlink r:id="rId46">
-        <w:r>
-          <w:rPr>
-            <w:lang w:val="zh_TW" w:bidi="zh_TW"/>
-          </w:rPr>
-          <w:rPr>
-            <w:color w:val="0000EE"/>
-            <w:u w:val="single"/>
-          </w:rPr>
-          <w:t>1:2</w:t>
-        </w:r>
-      </w:hyperlink>
+      <w:r>
+        <w:rPr>
+          <w:lang w:val="zh_TW" w:bidi="zh_TW"/>
+        </w:rPr>
+        <w:t>1:2</w:t>
+      </w:r>
       <w:r>
         <w:rPr>
           <w:lang w:val="zh_TW" w:bidi="zh_TW"/>
         </w:rPr>
         <w:t>，</w:t>
       </w:r>
-      <w:hyperlink r:id="rId47">
-        <w:r>
-          <w:rPr>
-            <w:lang w:val="zh_TW" w:bidi="zh_TW"/>
-          </w:rPr>
-          <w:rPr>
-            <w:color w:val="0000EE"/>
-            <w:u w:val="single"/>
-          </w:rPr>
-          <w:t>2:1</w:t>
-        </w:r>
-      </w:hyperlink>
+      <w:r>
+        <w:rPr>
+          <w:lang w:val="zh_TW" w:bidi="zh_TW"/>
+        </w:rPr>
+        <w:t>2:1</w:t>
+      </w:r>
       <w:r>
         <w:rPr>
           <w:lang w:val="zh_TW" w:bidi="zh_TW"/>
         </w:rPr>
         <w:t>，</w:t>
       </w:r>
-      <w:hyperlink r:id="rId48">
-        <w:r>
-          <w:rPr>
-            <w:lang w:val="zh_TW" w:bidi="zh_TW"/>
-          </w:rPr>
-          <w:rPr>
-            <w:color w:val="0000EE"/>
-            <w:u w:val="single"/>
-          </w:rPr>
-          <w:t>3:1</w:t>
-        </w:r>
-      </w:hyperlink>
+      <w:r>
+        <w:rPr>
+          <w:lang w:val="zh_TW" w:bidi="zh_TW"/>
+        </w:rPr>
+        <w:t>3:1</w:t>
+      </w:r>
       <w:r>
         <w:rPr>
           <w:lang w:val="zh_TW" w:bidi="zh_TW"/>
         </w:rPr>
         <w:t>，</w:t>
       </w:r>
-      <w:hyperlink r:id="rId49">
-        <w:r>
-          <w:rPr>
-            <w:lang w:val="zh_TW" w:bidi="zh_TW"/>
-          </w:rPr>
-          <w:rPr>
-            <w:color w:val="0000EE"/>
-            <w:u w:val="single"/>
-          </w:rPr>
-          <w:t>4:11</w:t>
-        </w:r>
-      </w:hyperlink>
+      <w:r>
+        <w:rPr>
+          <w:lang w:val="zh_TW" w:bidi="zh_TW"/>
+        </w:rPr>
+        <w:t>4:11</w:t>
+      </w:r>
       <w:r>
         <w:rPr>
           <w:lang w:val="zh_TW" w:bidi="zh_TW"/>
         </w:rPr>
         <w:t>）、修辭性問句（</w:t>
       </w:r>
-      <w:hyperlink r:id="rId50">
-        <w:r>
-          <w:rPr>
-            <w:lang w:val="zh_TW" w:bidi="zh_TW"/>
-          </w:rPr>
-          <w:rPr>
-            <w:color w:val="0000EE"/>
-            <w:u w:val="single"/>
-          </w:rPr>
-          <w:t>2:5</w:t>
-        </w:r>
-      </w:hyperlink>
+      <w:r>
+        <w:rPr>
+          <w:lang w:val="zh_TW" w:bidi="zh_TW"/>
+        </w:rPr>
+        <w:t>2:5</w:t>
+      </w:r>
       <w:r>
         <w:rPr>
           <w:lang w:val="zh_TW" w:bidi="zh_TW"/>
         </w:rPr>
         <w:t>，</w:t>
       </w:r>
-      <w:hyperlink r:id="rId40">
-        <w:r>
-          <w:rPr>
-            <w:lang w:val="zh_TW" w:bidi="zh_TW"/>
-          </w:rPr>
-          <w:rPr>
-            <w:color w:val="0000EE"/>
-            <w:u w:val="single"/>
-          </w:rPr>
-          <w:t>3:11–12</w:t>
-        </w:r>
-      </w:hyperlink>
+      <w:r>
+        <w:rPr>
+          <w:lang w:val="zh_TW" w:bidi="zh_TW"/>
+        </w:rPr>
+        <w:t>3:11–12</w:t>
+      </w:r>
       <w:r>
         <w:rPr>
           <w:lang w:val="zh_TW" w:bidi="zh_TW"/>
         </w:rPr>
         <w:t>，</w:t>
       </w:r>
-      <w:hyperlink r:id="rId51">
-        <w:r>
-          <w:rPr>
-            <w:lang w:val="zh_TW" w:bidi="zh_TW"/>
-          </w:rPr>
-          <w:rPr>
-            <w:color w:val="0000EE"/>
-            <w:u w:val="single"/>
-          </w:rPr>
-          <w:t>4:1</w:t>
-        </w:r>
-      </w:hyperlink>
+      <w:r>
+        <w:rPr>
+          <w:lang w:val="zh_TW" w:bidi="zh_TW"/>
+        </w:rPr>
+        <w:t>4:1</w:t>
+      </w:r>
       <w:r>
         <w:rPr>
           <w:lang w:val="zh_TW" w:bidi="zh_TW"/>
         </w:rPr>
         <w:t>）、命令式的勸勉（</w:t>
       </w:r>
-      <w:hyperlink r:id="rId52">
-        <w:r>
-          <w:rPr>
-            <w:lang w:val="zh_TW" w:bidi="zh_TW"/>
-          </w:rPr>
-          <w:rPr>
-            <w:color w:val="0000EE"/>
-            <w:u w:val="single"/>
-          </w:rPr>
-          <w:t>1:16</w:t>
-        </w:r>
-      </w:hyperlink>
+      <w:r>
+        <w:rPr>
+          <w:lang w:val="zh_TW" w:bidi="zh_TW"/>
+        </w:rPr>
+        <w:t>1:16</w:t>
+      </w:r>
       <w:r>
         <w:rPr>
           <w:lang w:val="zh_TW" w:bidi="zh_TW"/>
         </w:rPr>
         <w:t>，</w:t>
       </w:r>
-      <w:hyperlink r:id="rId48">
-        <w:r>
-          <w:rPr>
-            <w:lang w:val="zh_TW" w:bidi="zh_TW"/>
-          </w:rPr>
-          <w:rPr>
-            <w:color w:val="0000EE"/>
-            <w:u w:val="single"/>
-          </w:rPr>
-          <w:t>3:1</w:t>
-        </w:r>
-      </w:hyperlink>
+      <w:r>
+        <w:rPr>
+          <w:lang w:val="zh_TW" w:bidi="zh_TW"/>
+        </w:rPr>
+        <w:t>3:1</w:t>
+      </w:r>
       <w:r>
         <w:rPr>
           <w:lang w:val="zh_TW" w:bidi="zh_TW"/>
         </w:rPr>
         <w:t>，</w:t>
       </w:r>
-      <w:hyperlink r:id="rId53">
-        <w:r>
-          <w:rPr>
-            <w:lang w:val="zh_TW" w:bidi="zh_TW"/>
-          </w:rPr>
-          <w:rPr>
-            <w:color w:val="0000EE"/>
-            <w:u w:val="single"/>
-          </w:rPr>
-          <w:t>5:16</w:t>
-        </w:r>
-      </w:hyperlink>
+      <w:r>
+        <w:rPr>
+          <w:lang w:val="zh_TW" w:bidi="zh_TW"/>
+        </w:rPr>
+        <w:t>5:16</w:t>
+      </w:r>
       <w:r>
         <w:rPr>
           <w:lang w:val="zh_TW" w:bidi="zh_TW"/>
         </w:rPr>
         <w:t>）、隱喻和例證（</w:t>
       </w:r>
-      <w:hyperlink r:id="rId54">
-        <w:r>
-          <w:rPr>
-            <w:lang w:val="zh_TW" w:bidi="zh_TW"/>
-          </w:rPr>
-          <w:rPr>
-            <w:color w:val="0000EE"/>
-            <w:u w:val="single"/>
-          </w:rPr>
-          <w:t>2:26</w:t>
-        </w:r>
-      </w:hyperlink>
+      <w:r>
+        <w:rPr>
+          <w:lang w:val="zh_TW" w:bidi="zh_TW"/>
+        </w:rPr>
+        <w:t>2:26</w:t>
+      </w:r>
       <w:r>
         <w:rPr>
           <w:lang w:val="zh_TW" w:bidi="zh_TW"/>
         </w:rPr>
         <w:t>，</w:t>
       </w:r>
-      <w:hyperlink r:id="rId55">
-        <w:r>
-          <w:rPr>
-            <w:lang w:val="zh_TW" w:bidi="zh_TW"/>
-          </w:rPr>
-          <w:rPr>
-            <w:color w:val="0000EE"/>
-            <w:u w:val="single"/>
-          </w:rPr>
-          <w:t>3:3–5</w:t>
-        </w:r>
-      </w:hyperlink>
+      <w:r>
+        <w:rPr>
+          <w:lang w:val="zh_TW" w:bidi="zh_TW"/>
+        </w:rPr>
+        <w:t>3:3–5</w:t>
+      </w:r>
       <w:r>
         <w:rPr>
           <w:lang w:val="zh_TW" w:bidi="zh_TW"/>
         </w:rPr>
         <w:t>，</w:t>
       </w:r>
-      <w:hyperlink r:id="rId56">
-        <w:r>
-          <w:rPr>
-            <w:lang w:val="zh_TW" w:bidi="zh_TW"/>
-          </w:rPr>
-          <w:rPr>
-            <w:color w:val="0000EE"/>
-            <w:u w:val="single"/>
-          </w:rPr>
-          <w:t>4:14</w:t>
-        </w:r>
-      </w:hyperlink>
+      <w:r>
+        <w:rPr>
+          <w:lang w:val="zh_TW" w:bidi="zh_TW"/>
+        </w:rPr>
+        <w:t>4:14</w:t>
+      </w:r>
       <w:r>
         <w:rPr>
           <w:lang w:val="zh_TW" w:bidi="zh_TW"/>
         </w:rPr>
         <w:t>），以及總結段落的格言（</w:t>
       </w:r>
-      <w:hyperlink r:id="rId57">
-        <w:r>
-          <w:rPr>
-            <w:lang w:val="zh_TW" w:bidi="zh_TW"/>
-          </w:rPr>
-          <w:rPr>
-            <w:color w:val="0000EE"/>
-            <w:u w:val="single"/>
-          </w:rPr>
-          <w:t>2:13</w:t>
-        </w:r>
-      </w:hyperlink>
+      <w:r>
+        <w:rPr>
+          <w:lang w:val="zh_TW" w:bidi="zh_TW"/>
+        </w:rPr>
+        <w:t>2:13</w:t>
+      </w:r>
       <w:r>
         <w:rPr>
           <w:lang w:val="zh_TW" w:bidi="zh_TW"/>
         </w:rPr>
         <w:t>、</w:t>
       </w:r>
-      <w:hyperlink r:id="rId58">
-        <w:r>
-          <w:rPr>
-            <w:lang w:val="zh_TW" w:bidi="zh_TW"/>
-          </w:rPr>
-          <w:rPr>
-            <w:color w:val="0000EE"/>
-            <w:u w:val="single"/>
-          </w:rPr>
-          <w:t>17</w:t>
-        </w:r>
-      </w:hyperlink>
+      <w:r>
+        <w:rPr>
+          <w:lang w:val="zh_TW" w:bidi="zh_TW"/>
+        </w:rPr>
+        <w:t>17</w:t>
+      </w:r>
       <w:r>
         <w:rPr>
           <w:lang w:val="zh_TW" w:bidi="zh_TW"/>
         </w:rPr>
         <w:t>，</w:t>
       </w:r>
-      <w:hyperlink r:id="rId59">
-        <w:r>
-          <w:rPr>
-            <w:lang w:val="zh_TW" w:bidi="zh_TW"/>
-          </w:rPr>
-          <w:rPr>
-            <w:color w:val="0000EE"/>
-            <w:u w:val="single"/>
-          </w:rPr>
-          <w:t>3:18</w:t>
-        </w:r>
-      </w:hyperlink>
+      <w:r>
+        <w:rPr>
+          <w:lang w:val="zh_TW" w:bidi="zh_TW"/>
+        </w:rPr>
+        <w:t>3:18</w:t>
+      </w:r>
       <w:r>
         <w:rPr>
           <w:lang w:val="zh_TW" w:bidi="zh_TW"/>
         </w:rPr>
         <w:t>，</w:t>
       </w:r>
-      <w:hyperlink r:id="rId60">
-        <w:r>
-          <w:rPr>
-            <w:lang w:val="zh_TW" w:bidi="zh_TW"/>
-          </w:rPr>
-          <w:rPr>
-            <w:color w:val="0000EE"/>
-            <w:u w:val="single"/>
-          </w:rPr>
-          <w:t>4:17</w:t>
-        </w:r>
-      </w:hyperlink>
+      <w:r>
+        <w:rPr>
+          <w:lang w:val="zh_TW" w:bidi="zh_TW"/>
+        </w:rPr>
+        <w:t>4:17</w:t>
+      </w:r>
       <w:r>
         <w:rPr>
           <w:lang w:val="zh_TW" w:bidi="zh_TW"/>
@@ -1405,144 +1087,96 @@
         </w:rPr>
         <w:t>雅各主要關心的是，他的讀者能夠持守對神毫不動搖的信心與忠誠（</w:t>
       </w:r>
-      <w:hyperlink r:id="rId42">
-        <w:r>
-          <w:rPr>
-            <w:lang w:val="zh_TW" w:bidi="zh_TW"/>
-          </w:rPr>
-          <w:rPr>
-            <w:color w:val="0000EE"/>
-            <w:u w:val="single"/>
-          </w:rPr>
-          <w:t>雅1:6</w:t>
-        </w:r>
-      </w:hyperlink>
+      <w:r>
+        <w:rPr>
+          <w:lang w:val="zh_TW" w:bidi="zh_TW"/>
+        </w:rPr>
+        <w:t>雅1:6</w:t>
+      </w:r>
       <w:r>
         <w:rPr>
           <w:lang w:val="zh_TW" w:bidi="zh_TW"/>
         </w:rPr>
         <w:t>）。他勸勉信徒要忍耐（</w:t>
       </w:r>
-      <w:hyperlink r:id="rId61">
-        <w:r>
-          <w:rPr>
-            <w:lang w:val="zh_TW" w:bidi="zh_TW"/>
-          </w:rPr>
-          <w:rPr>
-            <w:color w:val="0000EE"/>
-            <w:u w:val="single"/>
-          </w:rPr>
-          <w:t>1:3</w:t>
-        </w:r>
-      </w:hyperlink>
+      <w:r>
+        <w:rPr>
+          <w:lang w:val="zh_TW" w:bidi="zh_TW"/>
+        </w:rPr>
+        <w:t>1:3</w:t>
+      </w:r>
       <w:r>
         <w:rPr>
           <w:lang w:val="zh_TW" w:bidi="zh_TW"/>
         </w:rPr>
         <w:t>）、順服神（</w:t>
       </w:r>
-      <w:hyperlink r:id="rId62">
-        <w:r>
-          <w:rPr>
-            <w:lang w:val="zh_TW" w:bidi="zh_TW"/>
-          </w:rPr>
-          <w:rPr>
-            <w:color w:val="0000EE"/>
-            <w:u w:val="single"/>
-          </w:rPr>
-          <w:t>4:7</w:t>
-        </w:r>
-      </w:hyperlink>
+      <w:r>
+        <w:rPr>
+          <w:lang w:val="zh_TW" w:bidi="zh_TW"/>
+        </w:rPr>
+        <w:t>4:7</w:t>
+      </w:r>
       <w:r>
         <w:rPr>
           <w:lang w:val="zh_TW" w:bidi="zh_TW"/>
         </w:rPr>
         <w:t>），以及參與教會的服事（</w:t>
       </w:r>
-      <w:hyperlink r:id="rId63">
-        <w:r>
-          <w:rPr>
-            <w:lang w:val="zh_TW" w:bidi="zh_TW"/>
-          </w:rPr>
-          <w:rPr>
-            <w:color w:val="0000EE"/>
-            <w:u w:val="single"/>
-          </w:rPr>
-          <w:t>5:13–20</w:t>
-        </w:r>
-      </w:hyperlink>
+      <w:r>
+        <w:rPr>
+          <w:lang w:val="zh_TW" w:bidi="zh_TW"/>
+        </w:rPr>
+        <w:t>5:13–20</w:t>
+      </w:r>
       <w:r>
         <w:rPr>
           <w:lang w:val="zh_TW" w:bidi="zh_TW"/>
         </w:rPr>
         <w:t>）。這樣行的結果將帶來完全（</w:t>
       </w:r>
-      <w:hyperlink r:id="rId64">
-        <w:r>
-          <w:rPr>
-            <w:lang w:val="zh_TW" w:bidi="zh_TW"/>
-          </w:rPr>
-          <w:rPr>
-            <w:color w:val="0000EE"/>
-            <w:u w:val="single"/>
-          </w:rPr>
-          <w:t>1:4</w:t>
-        </w:r>
-      </w:hyperlink>
+      <w:r>
+        <w:rPr>
+          <w:lang w:val="zh_TW" w:bidi="zh_TW"/>
+        </w:rPr>
+        <w:t>1:4</w:t>
+      </w:r>
       <w:r>
         <w:rPr>
           <w:lang w:val="zh_TW" w:bidi="zh_TW"/>
         </w:rPr>
         <w:t>）、尊榮（</w:t>
       </w:r>
-      <w:hyperlink r:id="rId65">
-        <w:r>
-          <w:rPr>
-            <w:lang w:val="zh_TW" w:bidi="zh_TW"/>
-          </w:rPr>
-          <w:rPr>
-            <w:color w:val="0000EE"/>
-            <w:u w:val="single"/>
-          </w:rPr>
-          <w:t>4:10</w:t>
-        </w:r>
-      </w:hyperlink>
+      <w:r>
+        <w:rPr>
+          <w:lang w:val="zh_TW" w:bidi="zh_TW"/>
+        </w:rPr>
+        <w:t>4:10</w:t>
+      </w:r>
       <w:r>
         <w:rPr>
           <w:lang w:val="zh_TW" w:bidi="zh_TW"/>
         </w:rPr>
         <w:t>），並在耶穌基督再來時（</w:t>
       </w:r>
-      <w:hyperlink r:id="rId66">
-        <w:r>
-          <w:rPr>
-            <w:lang w:val="zh_TW" w:bidi="zh_TW"/>
-          </w:rPr>
-          <w:rPr>
-            <w:color w:val="0000EE"/>
-            <w:u w:val="single"/>
-          </w:rPr>
-          <w:t>5:8</w:t>
-        </w:r>
-      </w:hyperlink>
+      <w:r>
+        <w:rPr>
+          <w:lang w:val="zh_TW" w:bidi="zh_TW"/>
+        </w:rPr>
+        <w:t>5:8</w:t>
+      </w:r>
       <w:r>
         <w:rPr>
           <w:lang w:val="zh_TW" w:bidi="zh_TW"/>
         </w:rPr>
         <w:t>）進入榮耀的生命（</w:t>
       </w:r>
-      <w:hyperlink r:id="rId67">
-        <w:r>
-          <w:rPr>
-            <w:lang w:val="zh_TW" w:bidi="zh_TW"/>
-          </w:rPr>
-          <w:rPr>
-            <w:color w:val="0000EE"/>
-            <w:u w:val="single"/>
-          </w:rPr>
-          <w:t>1:12</w:t>
-        </w:r>
-      </w:hyperlink>
+      <w:r>
+        <w:rPr>
+          <w:lang w:val="zh_TW" w:bidi="zh_TW"/>
+        </w:rPr>
+        <w:t>1:12</w:t>
+      </w:r>
       <w:r>
         <w:rPr>
           <w:lang w:val="zh_TW" w:bidi="zh_TW"/>
@@ -1563,90 +1197,60 @@
         </w:rPr>
         <w:t>律法。雅各對摩西律法與猶太傳統保持著應有的尊重，例如守誓願後的潔淨禮儀（</w:t>
       </w:r>
-      <w:hyperlink r:id="rId68">
-        <w:r>
-          <w:rPr>
-            <w:lang w:val="zh_TW" w:bidi="zh_TW"/>
-          </w:rPr>
-          <w:rPr>
-            <w:color w:val="0000EE"/>
-            <w:u w:val="single"/>
-          </w:rPr>
-          <w:t>徒21:18–25</w:t>
-        </w:r>
-      </w:hyperlink>
+      <w:r>
+        <w:rPr>
+          <w:lang w:val="zh_TW" w:bidi="zh_TW"/>
+        </w:rPr>
+        <w:t>徒21:18–25</w:t>
+      </w:r>
       <w:r>
         <w:rPr>
           <w:lang w:val="zh_TW" w:bidi="zh_TW"/>
         </w:rPr>
         <w:t>）。同時，他對外邦人的信仰認同持開放態度，認為外邦人可直接成為基督徒，無須先歸信猶太教。在這一點上，他提到神與挪亞立的約（</w:t>
       </w:r>
-      <w:hyperlink r:id="rId69">
-        <w:r>
-          <w:rPr>
-            <w:lang w:val="zh_TW" w:bidi="zh_TW"/>
-          </w:rPr>
-          <w:rPr>
-            <w:color w:val="0000EE"/>
-            <w:u w:val="single"/>
-          </w:rPr>
-          <w:t>徒15:19–22</w:t>
-        </w:r>
-      </w:hyperlink>
+      <w:r>
+        <w:rPr>
+          <w:lang w:val="zh_TW" w:bidi="zh_TW"/>
+        </w:rPr>
+        <w:t>徒15:19–22</w:t>
+      </w:r>
       <w:r>
         <w:rPr>
           <w:lang w:val="zh_TW" w:bidi="zh_TW"/>
         </w:rPr>
         <w:t>；見</w:t>
       </w:r>
-      <w:hyperlink r:id="rId70">
-        <w:r>
-          <w:rPr>
-            <w:lang w:val="zh_TW" w:bidi="zh_TW"/>
-          </w:rPr>
-          <w:rPr>
-            <w:color w:val="0000EE"/>
-            <w:u w:val="single"/>
-          </w:rPr>
-          <w:t>創9:1–17</w:t>
-        </w:r>
-      </w:hyperlink>
+      <w:r>
+        <w:rPr>
+          <w:lang w:val="zh_TW" w:bidi="zh_TW"/>
+        </w:rPr>
+        <w:t>創9:1–17</w:t>
+      </w:r>
       <w:r>
         <w:rPr>
           <w:lang w:val="zh_TW" w:bidi="zh_TW"/>
         </w:rPr>
         <w:t>）。在書信中，雅各既堅持律法的重要性（</w:t>
       </w:r>
-      <w:hyperlink r:id="rId20">
-        <w:r>
-          <w:rPr>
-            <w:lang w:val="zh_TW" w:bidi="zh_TW"/>
-          </w:rPr>
-          <w:rPr>
-            <w:color w:val="0000EE"/>
-            <w:u w:val="single"/>
-          </w:rPr>
-          <w:t>雅1:25</w:t>
-        </w:r>
-      </w:hyperlink>
+      <w:r>
+        <w:rPr>
+          <w:lang w:val="zh_TW" w:bidi="zh_TW"/>
+        </w:rPr>
+        <w:t>雅1:25</w:t>
+      </w:r>
       <w:r>
         <w:rPr>
           <w:lang w:val="zh_TW" w:bidi="zh_TW"/>
         </w:rPr>
         <w:t>），同時也暗示了律法藉耶穌基督而重新詮釋（</w:t>
       </w:r>
-      <w:hyperlink r:id="rId71">
-        <w:r>
-          <w:rPr>
-            <w:lang w:val="zh_TW" w:bidi="zh_TW"/>
-          </w:rPr>
-          <w:rPr>
-            <w:color w:val="0000EE"/>
-            <w:u w:val="single"/>
-          </w:rPr>
-          <w:t>2:8–11</w:t>
-        </w:r>
-      </w:hyperlink>
+      <w:r>
+        <w:rPr>
+          <w:lang w:val="zh_TW" w:bidi="zh_TW"/>
+        </w:rPr>
+        <w:t>2:8–11</w:t>
+      </w:r>
       <w:r>
         <w:rPr>
           <w:lang w:val="zh_TW" w:bidi="zh_TW"/>
@@ -1667,324 +1271,204 @@
         </w:rPr>
         <w:t>猶太背景。雅各書使用許多猶太信仰的象徵，幾乎沒有加以批評，並且延續了猶太教主要的身分標誌，而未有重新定義（參</w:t>
       </w:r>
-      <w:hyperlink r:id="rId72">
-        <w:r>
-          <w:rPr>
-            <w:lang w:val="zh_TW" w:bidi="zh_TW"/>
-          </w:rPr>
-          <w:rPr>
-            <w:color w:val="0000EE"/>
-            <w:u w:val="single"/>
-          </w:rPr>
-          <w:t>羅2:29</w:t>
-        </w:r>
-      </w:hyperlink>
+      <w:r>
+        <w:rPr>
+          <w:lang w:val="zh_TW" w:bidi="zh_TW"/>
+        </w:rPr>
+        <w:t>羅2:29</w:t>
+      </w:r>
       <w:r>
         <w:rPr>
           <w:lang w:val="zh_TW" w:bidi="zh_TW"/>
         </w:rPr>
         <w:t>）。他稱讀者為「十二支派」（</w:t>
       </w:r>
-      <w:hyperlink r:id="rId13">
-        <w:r>
-          <w:rPr>
-            <w:lang w:val="zh_TW" w:bidi="zh_TW"/>
-          </w:rPr>
-          <w:rPr>
-            <w:color w:val="0000EE"/>
-            <w:u w:val="single"/>
-          </w:rPr>
-          <w:t>1:1</w:t>
-        </w:r>
-      </w:hyperlink>
+      <w:r>
+        <w:rPr>
+          <w:lang w:val="zh_TW" w:bidi="zh_TW"/>
+        </w:rPr>
+        <w:t>1:1</w:t>
+      </w:r>
       <w:r>
         <w:rPr>
           <w:lang w:val="zh_TW" w:bidi="zh_TW"/>
         </w:rPr>
         <w:t>），並稱信徒的聚會為「會堂」（</w:t>
       </w:r>
-      <w:hyperlink r:id="rId32">
-        <w:r>
-          <w:rPr>
-            <w:lang w:val="zh_TW" w:bidi="zh_TW"/>
-          </w:rPr>
-          <w:rPr>
-            <w:color w:val="0000EE"/>
-            <w:u w:val="single"/>
-          </w:rPr>
-          <w:t>2:2</w:t>
-        </w:r>
-      </w:hyperlink>
+      <w:r>
+        <w:rPr>
+          <w:lang w:val="zh_TW" w:bidi="zh_TW"/>
+        </w:rPr>
+        <w:t>2:2</w:t>
+      </w:r>
       <w:r>
         <w:rPr>
           <w:lang w:val="zh_TW" w:bidi="zh_TW"/>
         </w:rPr>
         <w:t>），有長老（</w:t>
       </w:r>
-      <w:hyperlink r:id="rId33">
-        <w:r>
-          <w:rPr>
-            <w:lang w:val="zh_TW" w:bidi="zh_TW"/>
-          </w:rPr>
-          <w:rPr>
-            <w:color w:val="0000EE"/>
-            <w:u w:val="single"/>
-          </w:rPr>
-          <w:t>5:14</w:t>
-        </w:r>
-      </w:hyperlink>
+      <w:r>
+        <w:rPr>
+          <w:lang w:val="zh_TW" w:bidi="zh_TW"/>
+        </w:rPr>
+        <w:t>5:14</w:t>
+      </w:r>
       <w:r>
         <w:rPr>
           <w:lang w:val="zh_TW" w:bidi="zh_TW"/>
         </w:rPr>
         <w:t>）和教師（</w:t>
       </w:r>
-      <w:hyperlink r:id="rId48">
-        <w:r>
-          <w:rPr>
-            <w:lang w:val="zh_TW" w:bidi="zh_TW"/>
-          </w:rPr>
-          <w:rPr>
-            <w:color w:val="0000EE"/>
-            <w:u w:val="single"/>
-          </w:rPr>
-          <w:t>3:1</w:t>
-        </w:r>
-      </w:hyperlink>
+      <w:r>
+        <w:rPr>
+          <w:lang w:val="zh_TW" w:bidi="zh_TW"/>
+        </w:rPr>
+        <w:t>3:1</w:t>
+      </w:r>
       <w:r>
         <w:rPr>
           <w:lang w:val="zh_TW" w:bidi="zh_TW"/>
         </w:rPr>
         <w:t>）。他多次提到摩西律法（</w:t>
       </w:r>
-      <w:hyperlink r:id="rId20">
-        <w:r>
-          <w:rPr>
-            <w:lang w:val="zh_TW" w:bidi="zh_TW"/>
-          </w:rPr>
-          <w:rPr>
-            <w:color w:val="0000EE"/>
-            <w:u w:val="single"/>
-          </w:rPr>
-          <w:t>1:25，</w:t>
-        </w:r>
-      </w:hyperlink>
-      <w:hyperlink r:id="rId73">
-        <w:r>
-          <w:rPr>
-            <w:lang w:val="zh_TW" w:bidi="zh_TW"/>
-          </w:rPr>
-          <w:rPr>
-            <w:color w:val="0000EE"/>
-            <w:u w:val="single"/>
-          </w:rPr>
-          <w:t>2:8–12，</w:t>
-        </w:r>
-      </w:hyperlink>
-      <w:hyperlink r:id="rId49">
-        <w:r>
-          <w:rPr>
-            <w:lang w:val="zh_TW" w:bidi="zh_TW"/>
-          </w:rPr>
-          <w:rPr>
-            <w:color w:val="0000EE"/>
-            <w:u w:val="single"/>
-          </w:rPr>
-          <w:t>4:11</w:t>
-        </w:r>
-      </w:hyperlink>
+      <w:r>
+        <w:rPr>
+          <w:lang w:val="zh_TW" w:bidi="zh_TW"/>
+        </w:rPr>
+        <w:t>1:25，</w:t>
+      </w:r>
+      <w:r>
+        <w:rPr>
+          <w:lang w:val="zh_TW" w:bidi="zh_TW"/>
+        </w:rPr>
+        <w:t>2:8–12，</w:t>
+      </w:r>
+      <w:r>
+        <w:rPr>
+          <w:lang w:val="zh_TW" w:bidi="zh_TW"/>
+        </w:rPr>
+        <w:t>4:11</w:t>
+      </w:r>
       <w:r>
         <w:rPr>
           <w:lang w:val="zh_TW" w:bidi="zh_TW"/>
         </w:rPr>
         <w:t>），引用以色列的核心信仰宣言（示瑪，</w:t>
       </w:r>
-      <w:hyperlink r:id="rId74">
-        <w:r>
-          <w:rPr>
-            <w:lang w:val="zh_TW" w:bidi="zh_TW"/>
-          </w:rPr>
-          <w:rPr>
-            <w:color w:val="0000EE"/>
-            <w:u w:val="single"/>
-          </w:rPr>
-          <w:t>2:19</w:t>
-        </w:r>
-      </w:hyperlink>
+      <w:r>
+        <w:rPr>
+          <w:lang w:val="zh_TW" w:bidi="zh_TW"/>
+        </w:rPr>
+        <w:t>2:19</w:t>
+      </w:r>
       <w:r>
         <w:rPr>
           <w:lang w:val="zh_TW" w:bidi="zh_TW"/>
         </w:rPr>
         <w:t>），並稱神為「萬軍之主」（</w:t>
       </w:r>
-      <w:hyperlink r:id="rId75">
-        <w:r>
-          <w:rPr>
-            <w:lang w:val="zh_TW" w:bidi="zh_TW"/>
-          </w:rPr>
-          <w:rPr>
-            <w:color w:val="0000EE"/>
-            <w:u w:val="single"/>
-          </w:rPr>
-          <w:t>5:4</w:t>
-        </w:r>
-      </w:hyperlink>
+      <w:r>
+        <w:rPr>
+          <w:lang w:val="zh_TW" w:bidi="zh_TW"/>
+        </w:rPr>
+        <w:t>5:4</w:t>
+      </w:r>
       <w:r>
         <w:rPr>
           <w:lang w:val="zh_TW" w:bidi="zh_TW"/>
         </w:rPr>
         <w:t>），這是舊約聖經中對神的常見稱呼。此外，雅各也採用了舊約智慧文學的寫作風格（</w:t>
       </w:r>
-      <w:hyperlink r:id="rId76">
-        <w:r>
-          <w:rPr>
-            <w:lang w:val="zh_TW" w:bidi="zh_TW"/>
-          </w:rPr>
-          <w:rPr>
-            <w:color w:val="0000EE"/>
-            <w:u w:val="single"/>
-          </w:rPr>
-          <w:t>1:5，</w:t>
-        </w:r>
-      </w:hyperlink>
-      <w:hyperlink r:id="rId77">
-        <w:r>
-          <w:rPr>
-            <w:lang w:val="zh_TW" w:bidi="zh_TW"/>
-          </w:rPr>
-          <w:rPr>
-            <w:color w:val="0000EE"/>
-            <w:u w:val="single"/>
-          </w:rPr>
-          <w:t>3:13、</w:t>
-        </w:r>
-      </w:hyperlink>
-      <w:hyperlink r:id="rId78">
-        <w:r>
-          <w:rPr>
-            <w:lang w:val="zh_TW" w:bidi="zh_TW"/>
-          </w:rPr>
-          <w:rPr>
-            <w:color w:val="0000EE"/>
-            <w:u w:val="single"/>
-          </w:rPr>
-          <w:t>17</w:t>
-        </w:r>
-      </w:hyperlink>
+      <w:r>
+        <w:rPr>
+          <w:lang w:val="zh_TW" w:bidi="zh_TW"/>
+        </w:rPr>
+        <w:t>1:5，</w:t>
+      </w:r>
+      <w:r>
+        <w:rPr>
+          <w:lang w:val="zh_TW" w:bidi="zh_TW"/>
+        </w:rPr>
+        <w:t>3:13、</w:t>
+      </w:r>
+      <w:r>
+        <w:rPr>
+          <w:lang w:val="zh_TW" w:bidi="zh_TW"/>
+        </w:rPr>
+        <w:t>17</w:t>
+      </w:r>
       <w:r>
         <w:rPr>
           <w:lang w:val="zh_TW" w:bidi="zh_TW"/>
         </w:rPr>
         <w:t>）和先知式的勸勉（</w:t>
       </w:r>
-      <w:hyperlink r:id="rId15">
-        <w:r>
-          <w:rPr>
-            <w:lang w:val="zh_TW" w:bidi="zh_TW"/>
-          </w:rPr>
-          <w:rPr>
-            <w:color w:val="0000EE"/>
-            <w:u w:val="single"/>
-          </w:rPr>
-          <w:t>4:13，</w:t>
-        </w:r>
-      </w:hyperlink>
-      <w:hyperlink r:id="rId79">
-        <w:r>
-          <w:rPr>
-            <w:lang w:val="zh_TW" w:bidi="zh_TW"/>
-          </w:rPr>
-          <w:rPr>
-            <w:color w:val="0000EE"/>
-            <w:u w:val="single"/>
-          </w:rPr>
-          <w:t>5:1</w:t>
-        </w:r>
-      </w:hyperlink>
+      <w:r>
+        <w:rPr>
+          <w:lang w:val="zh_TW" w:bidi="zh_TW"/>
+        </w:rPr>
+        <w:t>4:13，</w:t>
+      </w:r>
+      <w:r>
+        <w:rPr>
+          <w:lang w:val="zh_TW" w:bidi="zh_TW"/>
+        </w:rPr>
+        <w:t>5:1</w:t>
+      </w:r>
       <w:r>
         <w:rPr>
           <w:lang w:val="zh_TW" w:bidi="zh_TW"/>
         </w:rPr>
         <w:t>），並提及以色列歷史的重要人物（亞伯拉罕，</w:t>
       </w:r>
-      <w:hyperlink r:id="rId80">
-        <w:r>
-          <w:rPr>
-            <w:lang w:val="zh_TW" w:bidi="zh_TW"/>
-          </w:rPr>
-          <w:rPr>
-            <w:color w:val="0000EE"/>
-            <w:u w:val="single"/>
-          </w:rPr>
-          <w:t>2:21、</w:t>
-        </w:r>
-      </w:hyperlink>
-      <w:hyperlink r:id="rId81">
-        <w:r>
-          <w:rPr>
-            <w:lang w:val="zh_TW" w:bidi="zh_TW"/>
-          </w:rPr>
-          <w:rPr>
-            <w:color w:val="0000EE"/>
-            <w:u w:val="single"/>
-          </w:rPr>
-          <w:t>23</w:t>
-        </w:r>
-      </w:hyperlink>
+      <w:r>
+        <w:rPr>
+          <w:lang w:val="zh_TW" w:bidi="zh_TW"/>
+        </w:rPr>
+        <w:t>2:21、</w:t>
+      </w:r>
+      <w:r>
+        <w:rPr>
+          <w:lang w:val="zh_TW" w:bidi="zh_TW"/>
+        </w:rPr>
+        <w:t>23</w:t>
+      </w:r>
       <w:r>
         <w:rPr>
           <w:lang w:val="zh_TW" w:bidi="zh_TW"/>
         </w:rPr>
         <w:t>；喇合，</w:t>
       </w:r>
-      <w:hyperlink r:id="rId82">
-        <w:r>
-          <w:rPr>
-            <w:lang w:val="zh_TW" w:bidi="zh_TW"/>
-          </w:rPr>
-          <w:rPr>
-            <w:color w:val="0000EE"/>
-            <w:u w:val="single"/>
-          </w:rPr>
-          <w:t>2:25</w:t>
-        </w:r>
-      </w:hyperlink>
+      <w:r>
+        <w:rPr>
+          <w:lang w:val="zh_TW" w:bidi="zh_TW"/>
+        </w:rPr>
+        <w:t>2:25</w:t>
+      </w:r>
       <w:r>
         <w:rPr>
           <w:lang w:val="zh_TW" w:bidi="zh_TW"/>
         </w:rPr>
         <w:t>；約伯，</w:t>
       </w:r>
-      <w:hyperlink r:id="rId83">
-        <w:r>
-          <w:rPr>
-            <w:lang w:val="zh_TW" w:bidi="zh_TW"/>
-          </w:rPr>
-          <w:rPr>
-            <w:color w:val="0000EE"/>
-            <w:u w:val="single"/>
-          </w:rPr>
-          <w:t>5:11</w:t>
-        </w:r>
-      </w:hyperlink>
+      <w:r>
+        <w:rPr>
+          <w:lang w:val="zh_TW" w:bidi="zh_TW"/>
+        </w:rPr>
+        <w:t>5:11</w:t>
+      </w:r>
       <w:r>
         <w:rPr>
           <w:lang w:val="zh_TW" w:bidi="zh_TW"/>
         </w:rPr>
         <w:t>；以利亞，</w:t>
       </w:r>
-      <w:hyperlink r:id="rId84">
-        <w:r>
-          <w:rPr>
-            <w:lang w:val="zh_TW" w:bidi="zh_TW"/>
-          </w:rPr>
-          <w:rPr>
-            <w:color w:val="0000EE"/>
-            <w:u w:val="single"/>
-          </w:rPr>
-          <w:t>5:17</w:t>
-        </w:r>
-      </w:hyperlink>
+      <w:r>
+        <w:rPr>
+          <w:lang w:val="zh_TW" w:bidi="zh_TW"/>
+        </w:rPr>
+        <w:t>5:17</w:t>
+      </w:r>
       <w:r>
         <w:rPr>
           <w:lang w:val="zh_TW" w:bidi="zh_TW"/>
@@ -2005,156 +1489,102 @@
         </w:rPr>
         <w:t>行為。雅各與保羅對「善行」問題的看法有明顯差異，這些異必須放在各自的歷史與神學脈絡中理解。兩者都認為，唯有神的恩典才能解決人類罪的問題。兩者也都相信，人必須憑信心回應神的救恩。然而，他們的重點不同。保羅經常面對的猶太基督徒，會試圖強加律法規條於外邦信徒，因此他強調行律法並不能帶來救恩（</w:t>
       </w:r>
-      <w:hyperlink r:id="rId85">
-        <w:r>
-          <w:rPr>
-            <w:lang w:val="zh_TW" w:bidi="zh_TW"/>
-          </w:rPr>
-          <w:rPr>
-            <w:color w:val="0000EE"/>
-            <w:u w:val="single"/>
-          </w:rPr>
-          <w:t>弗2:8–9</w:t>
-        </w:r>
-      </w:hyperlink>
+      <w:r>
+        <w:rPr>
+          <w:lang w:val="zh_TW" w:bidi="zh_TW"/>
+        </w:rPr>
+        <w:t>弗2:8–9</w:t>
+      </w:r>
       <w:r>
         <w:rPr>
           <w:lang w:val="zh_TW" w:bidi="zh_TW"/>
         </w:rPr>
         <w:t>），意即人們不能通過「行律法」來與神和好（</w:t>
       </w:r>
-      <w:hyperlink r:id="rId86">
-        <w:r>
-          <w:rPr>
-            <w:lang w:val="zh_TW" w:bidi="zh_TW"/>
-          </w:rPr>
-          <w:rPr>
-            <w:color w:val="0000EE"/>
-            <w:u w:val="single"/>
-          </w:rPr>
-          <w:t>羅3:20</w:t>
-        </w:r>
-      </w:hyperlink>
+      <w:r>
+        <w:rPr>
+          <w:lang w:val="zh_TW" w:bidi="zh_TW"/>
+        </w:rPr>
+        <w:t>羅3:20</w:t>
+      </w:r>
       <w:r>
         <w:rPr>
           <w:lang w:val="zh_TW" w:bidi="zh_TW"/>
         </w:rPr>
         <w:t>、</w:t>
       </w:r>
-      <w:hyperlink r:id="rId87">
-        <w:r>
-          <w:rPr>
-            <w:lang w:val="zh_TW" w:bidi="zh_TW"/>
-          </w:rPr>
-          <w:rPr>
-            <w:color w:val="0000EE"/>
-            <w:u w:val="single"/>
-          </w:rPr>
-          <w:t>28</w:t>
-        </w:r>
-      </w:hyperlink>
+      <w:r>
+        <w:rPr>
+          <w:lang w:val="zh_TW" w:bidi="zh_TW"/>
+        </w:rPr>
+        <w:t>28</w:t>
+      </w:r>
       <w:r>
         <w:rPr>
           <w:lang w:val="zh_TW" w:bidi="zh_TW"/>
         </w:rPr>
         <w:t>；</w:t>
       </w:r>
-      <w:hyperlink r:id="rId88">
-        <w:r>
-          <w:rPr>
-            <w:lang w:val="zh_TW" w:bidi="zh_TW"/>
-          </w:rPr>
-          <w:rPr>
-            <w:color w:val="0000EE"/>
-            <w:u w:val="single"/>
-          </w:rPr>
-          <w:t>加2:16</w:t>
-        </w:r>
-      </w:hyperlink>
+      <w:r>
+        <w:rPr>
+          <w:lang w:val="zh_TW" w:bidi="zh_TW"/>
+        </w:rPr>
+        <w:t>加2:16</w:t>
+      </w:r>
       <w:r>
         <w:rPr>
           <w:lang w:val="zh_TW" w:bidi="zh_TW"/>
         </w:rPr>
         <w:t>），甚至無論做什麼都無法使自己與神和好（</w:t>
       </w:r>
-      <w:hyperlink r:id="rId89">
-        <w:r>
-          <w:rPr>
-            <w:lang w:val="zh_TW" w:bidi="zh_TW"/>
-          </w:rPr>
-          <w:rPr>
-            <w:color w:val="0000EE"/>
-            <w:u w:val="single"/>
-          </w:rPr>
-          <w:t>羅4:3–5</w:t>
-        </w:r>
-      </w:hyperlink>
+      <w:r>
+        <w:rPr>
+          <w:lang w:val="zh_TW" w:bidi="zh_TW"/>
+        </w:rPr>
+        <w:t>羅4:3–5</w:t>
+      </w:r>
       <w:r>
         <w:rPr>
           <w:lang w:val="zh_TW" w:bidi="zh_TW"/>
         </w:rPr>
         <w:t>）。另一方面，雅各強調的是，真誠的信仰必然會帶來好行為。真正符合聖經的信心，必然會結出合神心意的善行。雅各指出，信心不能簡化為堅信真理（</w:t>
       </w:r>
-      <w:hyperlink r:id="rId74">
-        <w:r>
-          <w:rPr>
-            <w:lang w:val="zh_TW" w:bidi="zh_TW"/>
-          </w:rPr>
-          <w:rPr>
-            <w:color w:val="0000EE"/>
-            <w:u w:val="single"/>
-          </w:rPr>
-          <w:t>2:19</w:t>
-        </w:r>
-      </w:hyperlink>
+      <w:r>
+        <w:rPr>
+          <w:lang w:val="zh_TW" w:bidi="zh_TW"/>
+        </w:rPr>
+        <w:t>2:19</w:t>
+      </w:r>
       <w:r>
         <w:rPr>
           <w:lang w:val="zh_TW" w:bidi="zh_TW"/>
         </w:rPr>
         <w:t>），而對神忠心也不可三心二意，既服事神又隨從世界（</w:t>
       </w:r>
-      <w:hyperlink r:id="rId90">
-        <w:r>
-          <w:rPr>
-            <w:lang w:val="zh_TW" w:bidi="zh_TW"/>
-          </w:rPr>
-          <w:rPr>
-            <w:color w:val="0000EE"/>
-            <w:u w:val="single"/>
-          </w:rPr>
-          <w:t>1:8，</w:t>
-        </w:r>
-      </w:hyperlink>
-      <w:hyperlink r:id="rId91">
-        <w:r>
-          <w:rPr>
-            <w:lang w:val="zh_TW" w:bidi="zh_TW"/>
-          </w:rPr>
-          <w:rPr>
-            <w:color w:val="0000EE"/>
-            <w:u w:val="single"/>
-          </w:rPr>
-          <w:t>4:4</w:t>
-        </w:r>
-      </w:hyperlink>
+      <w:r>
+        <w:rPr>
+          <w:lang w:val="zh_TW" w:bidi="zh_TW"/>
+        </w:rPr>
+        <w:t>1:8，</w:t>
+      </w:r>
+      <w:r>
+        <w:rPr>
+          <w:lang w:val="zh_TW" w:bidi="zh_TW"/>
+        </w:rPr>
+        <w:t>4:4</w:t>
+      </w:r>
       <w:r>
         <w:rPr>
           <w:lang w:val="zh_TW" w:bidi="zh_TW"/>
         </w:rPr>
         <w:t>、</w:t>
       </w:r>
-      <w:hyperlink r:id="rId62">
-        <w:r>
-          <w:rPr>
-            <w:lang w:val="zh_TW" w:bidi="zh_TW"/>
-          </w:rPr>
-          <w:rPr>
-            <w:color w:val="0000EE"/>
-            <w:u w:val="single"/>
-          </w:rPr>
-          <w:t>7</w:t>
-        </w:r>
-      </w:hyperlink>
+      <w:r>
+        <w:rPr>
+          <w:lang w:val="zh_TW" w:bidi="zh_TW"/>
+        </w:rPr>
+        <w:t>7</w:t>
+      </w:r>
       <w:r>
         <w:rPr>
           <w:lang w:val="zh_TW" w:bidi="zh_TW"/>
